--- a/problem.docx
+++ b/problem.docx
@@ -54,7 +54,7 @@
     </w:p>
     <w:p>
       <w:r>
-        <w:t>Total VERIFIED entries: 45</w:t>
+        <w:t>Total VERIFIED entries: 48</w:t>
       </w:r>
     </w:p>
     <w:p>
